--- a/docs/specs/FindHouseQuick_Product_Specification.docx
+++ b/docs/specs/FindHouseQuick_Product_Specification.docx
@@ -67,7 +67,7 @@
           <w:sz w:val="22"/>
           <w:szCs w:val="22"/>
         </w:rPr>
-        <w:t>Version 1.4  |  23 October 2026</w:t>
+        <w:t>Version 1.5  |  23 October 2026</w:t>
       </w:r>
     </w:p>
     <w:p>
@@ -1234,7 +1234,7 @@
       </w:pPr>
       <w:r>
         <w:rPr/>
-        <w:t>Until the phone number is confirmed, the user can only browse; any action or progress needs a confirmed phone number (decision 35). Level 1 is reached once both the phone number and the email address are confirmed (decision 37).</w:t>
+        <w:t>Until both the phone number and the email address are confirmed, the user can only browse. Level 1 is reached once both are confirmed, and any action or progress needs level 1 (decisions 35, 37 and 64).</w:t>
       </w:r>
     </w:p>
     <w:p>
@@ -14547,6 +14547,65 @@
           </w:p>
         </w:tc>
       </w:tr>
+      <w:tr>
+        <w:trPr>
+          <w:tblHeader/>
+        </w:trPr>
+        <w:tc>
+          <w:tcPr>
+            <w:tcW w:type="dxa" w:w="2708"/>
+            <w:tcBorders>
+              <w:top w:val="single" w:color="A6A6A6" w:sz="4"/>
+              <w:left w:val="single" w:color="A6A6A6" w:sz="4"/>
+              <w:bottom w:val="single" w:color="A6A6A6" w:sz="4"/>
+              <w:right w:val="single" w:color="A6A6A6" w:sz="4"/>
+            </w:tcBorders>
+            <w:shd w:fill="1F3864" w:color="auto" w:val="clear"/>
+            <w:tcMar>
+              <w:top w:type="dxa" w:w="80"/>
+              <w:left w:type="dxa" w:w="120"/>
+              <w:bottom w:type="dxa" w:w="80"/>
+              <w:right w:type="dxa" w:w="120"/>
+            </w:tcMar>
+          </w:tcPr>
+          <w:p>
+            <w:r>
+              <w:rPr>
+                <w:bCs/>
+                <w:color w:val="FFFFFF"/>
+              </w:rPr>
+              <w:t>1.5, 23 October 2026</w:t>
+            </w:r>
+          </w:p>
+        </w:tc>
+        <w:tc>
+          <w:tcPr>
+            <w:tcW w:type="dxa" w:w="6318"/>
+            <w:tcBorders>
+              <w:top w:val="single" w:color="A6A6A6" w:sz="4"/>
+              <w:left w:val="single" w:color="A6A6A6" w:sz="4"/>
+              <w:bottom w:val="single" w:color="A6A6A6" w:sz="4"/>
+              <w:right w:val="single" w:color="A6A6A6" w:sz="4"/>
+            </w:tcBorders>
+            <w:shd w:fill="1F3864" w:color="auto" w:val="clear"/>
+            <w:tcMar>
+              <w:top w:type="dxa" w:w="80"/>
+              <w:left w:type="dxa" w:w="120"/>
+              <w:bottom w:type="dxa" w:w="80"/>
+              <w:right w:type="dxa" w:w="120"/>
+            </w:tcMar>
+          </w:tcPr>
+          <w:p>
+            <w:r>
+              <w:rPr>
+                <w:bCs/>
+                <w:color w:val="FFFFFF"/>
+              </w:rPr>
+              <w:t>Includes decision 64: any action beyond browsing needs level 1 (Section 3.1).</w:t>
+            </w:r>
+          </w:p>
+        </w:tc>
+      </w:tr>
     </w:tbl>
     <w:p>
       <w:pPr>
@@ -14554,7 +14613,7 @@
       </w:pPr>
       <w:r>
         <w:rPr/>
-        <w:t>Decisions 24 to 63 in this version. Some confirm what this specification already said, or only set when something is built; they are listed so that every decision can be traced. Decisions about how the platform is built, rather than what it does, are in the Technical Architecture and the architecture decision records.</w:t>
+        <w:t>Decisions 24 to 64 in versions 1.4 and 1.5. Some confirm what this specification already said, or only set when something is built; they are listed so that every decision can be traced. Decisions about how the platform is built, rather than what it does, are in the Technical Architecture and the architecture decision records.</w:t>
       </w:r>
     </w:p>
     <w:tbl>
@@ -16988,6 +17047,65 @@
                 <w:color w:val="FFFFFF"/>
               </w:rPr>
               <w:t>Not a product change</w:t>
+            </w:r>
+          </w:p>
+        </w:tc>
+      </w:tr>
+      <w:tr>
+        <w:trPr>
+          <w:tblHeader/>
+        </w:trPr>
+        <w:tc>
+          <w:tcPr>
+            <w:tcW w:type="dxa" w:w="2708"/>
+            <w:tcBorders>
+              <w:top w:val="single" w:color="A6A6A6" w:sz="4"/>
+              <w:left w:val="single" w:color="A6A6A6" w:sz="4"/>
+              <w:bottom w:val="single" w:color="A6A6A6" w:sz="4"/>
+              <w:right w:val="single" w:color="A6A6A6" w:sz="4"/>
+            </w:tcBorders>
+            <w:shd w:fill="1F3864" w:color="auto" w:val="clear"/>
+            <w:tcMar>
+              <w:top w:type="dxa" w:w="80"/>
+              <w:left w:type="dxa" w:w="120"/>
+              <w:bottom w:type="dxa" w:w="80"/>
+              <w:right w:type="dxa" w:w="120"/>
+            </w:tcMar>
+          </w:tcPr>
+          <w:p>
+            <w:r>
+              <w:rPr>
+                <w:bCs/>
+                <w:color w:val="FFFFFF"/>
+              </w:rPr>
+              <w:t>64. Actions need level 1 (phone and email confirmed)</w:t>
+            </w:r>
+          </w:p>
+        </w:tc>
+        <w:tc>
+          <w:tcPr>
+            <w:tcW w:type="dxa" w:w="6318"/>
+            <w:tcBorders>
+              <w:top w:val="single" w:color="A6A6A6" w:sz="4"/>
+              <w:left w:val="single" w:color="A6A6A6" w:sz="4"/>
+              <w:bottom w:val="single" w:color="A6A6A6" w:sz="4"/>
+              <w:right w:val="single" w:color="A6A6A6" w:sz="4"/>
+            </w:tcBorders>
+            <w:shd w:fill="1F3864" w:color="auto" w:val="clear"/>
+            <w:tcMar>
+              <w:top w:type="dxa" w:w="80"/>
+              <w:left w:type="dxa" w:w="120"/>
+              <w:bottom w:type="dxa" w:w="80"/>
+              <w:right w:type="dxa" w:w="120"/>
+            </w:tcMar>
+          </w:tcPr>
+          <w:p>
+            <w:r>
+              <w:rPr>
+                <w:bCs/>
+                <w:color w:val="FFFFFF"/>
+              </w:rPr>
+              <w:t>Section 3.1</w:t>
             </w:r>
           </w:p>
         </w:tc>

--- a/docs/specs/FindHouseQuick_Product_Specification.docx
+++ b/docs/specs/FindHouseQuick_Product_Specification.docx
@@ -67,7 +67,7 @@
           <w:sz w:val="22"/>
           <w:szCs w:val="22"/>
         </w:rPr>
-        <w:t>Version 1.5  |  23 October 2026</w:t>
+        <w:t>Version 1.6  |  24 October 2026</w:t>
       </w:r>
     </w:p>
     <w:p>
@@ -1100,6 +1100,52 @@
           </w:tcPr>
           <w:p>
             <w:r>
+              <w:t xml:space="preserve">Scout</w:t>
+            </w:r>
+          </w:p>
+        </w:tc>
+        <w:tc>
+          <w:tcPr>
+            <w:tcW w:type="dxa" w:w="6769"/>
+            <w:tcBorders>
+              <w:top w:val="single" w:color="A6A6A6" w:sz="4"/>
+              <w:left w:val="single" w:color="A6A6A6" w:sz="4"/>
+              <w:bottom w:val="single" w:color="A6A6A6" w:sz="4"/>
+              <w:right w:val="single" w:color="A6A6A6" w:sz="4"/>
+            </w:tcBorders>
+            <w:tcMar>
+              <w:top w:type="dxa" w:w="80"/>
+              <w:left w:type="dxa" w:w="120"/>
+              <w:bottom w:type="dxa" w:w="80"/>
+              <w:right w:type="dxa" w:w="120"/>
+            </w:tcMar>
+          </w:tcPr>
+          <w:p>
+            <w:r>
+              <w:t xml:space="preserve">A verified user who reports a vacant property and invites its landlord onto the app, for a referral reward paid by Projectiles. A scout is not an agent and never lists, manages or speaks for a property (Section 3.6).</w:t>
+            </w:r>
+          </w:p>
+        </w:tc>
+      </w:tr>
+      <w:tr>
+        <w:tc>
+          <w:tcPr>
+            <w:tcW w:type="dxa" w:w="2257"/>
+            <w:tcBorders>
+              <w:top w:val="single" w:color="A6A6A6" w:sz="4"/>
+              <w:left w:val="single" w:color="A6A6A6" w:sz="4"/>
+              <w:bottom w:val="single" w:color="A6A6A6" w:sz="4"/>
+              <w:right w:val="single" w:color="A6A6A6" w:sz="4"/>
+            </w:tcBorders>
+            <w:tcMar>
+              <w:top w:type="dxa" w:w="80"/>
+              <w:left w:type="dxa" w:w="120"/>
+              <w:bottom w:type="dxa" w:w="80"/>
+              <w:right w:type="dxa" w:w="120"/>
+            </w:tcMar>
+          </w:tcPr>
+          <w:p>
+            <w:r>
               <w:t xml:space="preserve">Caretaker</w:t>
             </w:r>
           </w:p>
@@ -2584,6 +2630,224 @@
       </w:pPr>
       <w:r>
         <w:t xml:space="preserve">Once verified, the landlord has the final say over who may list the property.</w:t>
+      </w:r>
+    </w:p>
+    <w:p>
+      <w:pPr>
+        <w:pStyle w:val="Heading2"/>
+      </w:pPr>
+      <w:r>
+        <w:t xml:space="preserve">3.6 Scouts and Referral Rewards</w:t>
+      </w:r>
+    </w:p>
+    <w:p>
+      <w:pPr>
+        <w:spacing w:after="120"/>
+      </w:pPr>
+      <w:r>
+        <w:t xml:space="preserve">Since decision 43, the platform has no field team capturing properties. Scouts fill that gap: they are ordinary users who spot vacant properties and bring the landlords onto the app. This brings in listings and gives people a reason to talk about FindHouseQuick (decision 70).</w:t>
+      </w:r>
+    </w:p>
+    <w:p>
+      <w:pPr>
+        <w:pStyle w:val="ListParagraph"/>
+        <w:numPr>
+          <w:ilvl w:val="0"/>
+          <w:numId w:val="2"/>
+        </w:numPr>
+        <w:spacing w:after="60"/>
+      </w:pPr>
+      <w:r>
+        <w:rPr>
+          <w:b/>
+          <w:bCs/>
+        </w:rPr>
+        <w:t xml:space="preserve">Who can be a scout: </w:t>
+      </w:r>
+      <w:r>
+        <w:t xml:space="preserve">any user can opt in. As with every action beyond browsing, the scout must be verified first; verification is unchanged.</w:t>
+      </w:r>
+    </w:p>
+    <w:p>
+      <w:pPr>
+        <w:pStyle w:val="ListParagraph"/>
+        <w:numPr>
+          <w:ilvl w:val="0"/>
+          <w:numId w:val="2"/>
+        </w:numPr>
+        <w:spacing w:after="60"/>
+      </w:pPr>
+      <w:r>
+        <w:rPr>
+          <w:b/>
+          <w:bCs/>
+        </w:rPr>
+        <w:t xml:space="preserve">A scout is not an agent: </w:t>
+      </w:r>
+      <w:r>
+        <w:t xml:space="preserve">a scout never lists, manages or speaks for a property.</w:t>
+      </w:r>
+    </w:p>
+    <w:p>
+      <w:pPr>
+        <w:pStyle w:val="ListParagraph"/>
+        <w:numPr>
+          <w:ilvl w:val="0"/>
+          <w:numId w:val="2"/>
+        </w:numPr>
+        <w:spacing w:after="60"/>
+      </w:pPr>
+      <w:r>
+        <w:rPr>
+          <w:b/>
+          <w:bCs/>
+        </w:rPr>
+        <w:t xml:space="preserve">Reporting and inviting: </w:t>
+      </w:r>
+      <w:r>
+        <w:t xml:space="preserve">the scout reports a vacant property in the app and invites the landlord, either by sending an invitation link or by helping the landlord sign up on the landlord's own phone.</w:t>
+      </w:r>
+    </w:p>
+    <w:p>
+      <w:pPr>
+        <w:pStyle w:val="ListParagraph"/>
+        <w:numPr>
+          <w:ilvl w:val="0"/>
+          <w:numId w:val="2"/>
+        </w:numPr>
+        <w:spacing w:after="60"/>
+      </w:pPr>
+      <w:r>
+        <w:rPr>
+          <w:b/>
+          <w:bCs/>
+        </w:rPr>
+        <w:t xml:space="preserve">The landlord acts for himself: </w:t>
+      </w:r>
+      <w:r>
+        <w:t xml:space="preserve">he enters his own details, accepts the terms himself, gets verified and lists the property himself (decision 43). If an agent is involved, the agent goes through the authority process in Section 3.5.</w:t>
+      </w:r>
+    </w:p>
+    <w:p>
+      <w:pPr>
+        <w:pStyle w:val="ListParagraph"/>
+        <w:numPr>
+          <w:ilvl w:val="0"/>
+          <w:numId w:val="2"/>
+        </w:numPr>
+        <w:spacing w:after="60"/>
+      </w:pPr>
+      <w:r>
+        <w:rPr>
+          <w:b/>
+          <w:bCs/>
+        </w:rPr>
+        <w:t xml:space="preserve">Record: </w:t>
+      </w:r>
+      <w:r>
+        <w:t xml:space="preserve">the app records which scout brought in which landlord and property.</w:t>
+      </w:r>
+    </w:p>
+    <w:p>
+      <w:pPr>
+        <w:spacing w:after="120"/>
+      </w:pPr>
+      <w:r>
+        <w:t xml:space="preserve">Referral reward:</w:t>
+      </w:r>
+    </w:p>
+    <w:p>
+      <w:pPr>
+        <w:pStyle w:val="ListParagraph"/>
+        <w:numPr>
+          <w:ilvl w:val="0"/>
+          <w:numId w:val="2"/>
+        </w:numPr>
+        <w:spacing w:after="60"/>
+      </w:pPr>
+      <w:r>
+        <w:t xml:space="preserve">Projectiles pays the scout a fixed amount from its own money, into the scout's verified bank account in their own name. It is never an extra charge on the tenant or the landlord.</w:t>
+      </w:r>
+    </w:p>
+    <w:p>
+      <w:pPr>
+        <w:pStyle w:val="ListParagraph"/>
+        <w:numPr>
+          <w:ilvl w:val="0"/>
+          <w:numId w:val="2"/>
+        </w:numPr>
+        <w:spacing w:after="60"/>
+      </w:pPr>
+      <w:r>
+        <w:t xml:space="preserve">It is paid once, for the first rental of that property only, and only when that rental is completed through the completed rental fee (Section 8.3) and Projectiles has received the fee. A rental paid through escrow earns no referral reward.</w:t>
+      </w:r>
+    </w:p>
+    <w:p>
+      <w:pPr>
+        <w:spacing w:after="120"/>
+      </w:pPr>
+      <w:r>
+        <w:t xml:space="preserve">Checks:</w:t>
+      </w:r>
+    </w:p>
+    <w:p>
+      <w:pPr>
+        <w:pStyle w:val="ListParagraph"/>
+        <w:numPr>
+          <w:ilvl w:val="0"/>
+          <w:numId w:val="2"/>
+        </w:numPr>
+        <w:spacing w:after="60"/>
+      </w:pPr>
+      <w:r>
+        <w:t xml:space="preserve">One scout per property; the first valid invitation wins.</w:t>
+      </w:r>
+    </w:p>
+    <w:p>
+      <w:pPr>
+        <w:pStyle w:val="ListParagraph"/>
+        <w:numPr>
+          <w:ilvl w:val="0"/>
+          <w:numId w:val="2"/>
+        </w:numPr>
+        <w:spacing w:after="60"/>
+      </w:pPr>
+      <w:r>
+        <w:t xml:space="preserve">No reward for a landlord or property already on the app.</w:t>
+      </w:r>
+    </w:p>
+    <w:p>
+      <w:pPr>
+        <w:pStyle w:val="ListParagraph"/>
+        <w:numPr>
+          <w:ilvl w:val="0"/>
+          <w:numId w:val="2"/>
+        </w:numPr>
+        <w:spacing w:after="60"/>
+      </w:pPr>
+      <w:r>
+        <w:t xml:space="preserve">Invitations expire after a set period.</w:t>
+      </w:r>
+    </w:p>
+    <w:p>
+      <w:pPr>
+        <w:pStyle w:val="ListParagraph"/>
+        <w:numPr>
+          <w:ilvl w:val="0"/>
+          <w:numId w:val="2"/>
+        </w:numPr>
+        <w:spacing w:after="60"/>
+      </w:pPr>
+      <w:r>
+        <w:t xml:space="preserve">No reward where the scout is the landlord, the agent or the tenant of that property, or shares a phone number, bank account or device with any of them.</w:t>
+      </w:r>
+    </w:p>
+    <w:p>
+      <w:pPr>
+        <w:spacing w:after="120"/>
+      </w:pPr>
+      <w:r>
+        <w:t xml:space="preserve">Scouts and the referral reward are switched off by default (Section 17.1). The reward amount and the invitation expiry are country settings (Section 16.1). The reward amount, the release it goes in, and the legal and tax questions are open points in the Decisions Log.</w:t>
       </w:r>
     </w:p>
     <w:p>
@@ -6301,6 +6565,19 @@
     </w:p>
     <w:p>
       <w:pPr>
+        <w:pStyle w:val="ListParagraph"/>
+        <w:numPr>
+          <w:ilvl w:val="0"/>
+          <w:numId w:val="2"/>
+        </w:numPr>
+        <w:spacing w:after="60"/>
+      </w:pPr>
+      <w:r>
+        <w:t xml:space="preserve">Referral rewards for scouts (Section 3.6) are paid by Projectiles from its own money; they are never added to any fee.</w:t>
+      </w:r>
+    </w:p>
+    <w:p>
+      <w:pPr>
         <w:pStyle w:val="Heading2"/>
       </w:pPr>
       <w:r>
@@ -10857,6 +11134,98 @@
           </w:tcPr>
           <w:p>
             <w:r>
+              <w:t xml:space="preserve">Scout referral reward</w:t>
+            </w:r>
+          </w:p>
+        </w:tc>
+        <w:tc>
+          <w:tcPr>
+            <w:tcW w:type="dxa" w:w="6318"/>
+            <w:tcBorders>
+              <w:top w:val="single" w:color="A6A6A6" w:sz="4"/>
+              <w:left w:val="single" w:color="A6A6A6" w:sz="4"/>
+              <w:bottom w:val="single" w:color="A6A6A6" w:sz="4"/>
+              <w:right w:val="single" w:color="A6A6A6" w:sz="4"/>
+            </w:tcBorders>
+            <w:tcMar>
+              <w:top w:type="dxa" w:w="80"/>
+              <w:left w:type="dxa" w:w="120"/>
+              <w:bottom w:type="dxa" w:w="80"/>
+              <w:right w:type="dxa" w:w="120"/>
+            </w:tcMar>
+          </w:tcPr>
+          <w:p>
+            <w:r>
+              <w:t xml:space="preserve">The fixed amount paid to a scout for each first rental they bring in (Section 3.6), in the country's currency.</w:t>
+            </w:r>
+          </w:p>
+        </w:tc>
+      </w:tr>
+      <w:tr>
+        <w:tc>
+          <w:tcPr>
+            <w:tcW w:type="dxa" w:w="2708"/>
+            <w:tcBorders>
+              <w:top w:val="single" w:color="A6A6A6" w:sz="4"/>
+              <w:left w:val="single" w:color="A6A6A6" w:sz="4"/>
+              <w:bottom w:val="single" w:color="A6A6A6" w:sz="4"/>
+              <w:right w:val="single" w:color="A6A6A6" w:sz="4"/>
+            </w:tcBorders>
+            <w:tcMar>
+              <w:top w:type="dxa" w:w="80"/>
+              <w:left w:type="dxa" w:w="120"/>
+              <w:bottom w:type="dxa" w:w="80"/>
+              <w:right w:type="dxa" w:w="120"/>
+            </w:tcMar>
+          </w:tcPr>
+          <w:p>
+            <w:r>
+              <w:t xml:space="preserve">Scout invitation expiry</w:t>
+            </w:r>
+          </w:p>
+        </w:tc>
+        <w:tc>
+          <w:tcPr>
+            <w:tcW w:type="dxa" w:w="6318"/>
+            <w:tcBorders>
+              <w:top w:val="single" w:color="A6A6A6" w:sz="4"/>
+              <w:left w:val="single" w:color="A6A6A6" w:sz="4"/>
+              <w:bottom w:val="single" w:color="A6A6A6" w:sz="4"/>
+              <w:right w:val="single" w:color="A6A6A6" w:sz="4"/>
+            </w:tcBorders>
+            <w:tcMar>
+              <w:top w:type="dxa" w:w="80"/>
+              <w:left w:type="dxa" w:w="120"/>
+              <w:bottom w:type="dxa" w:w="80"/>
+              <w:right w:type="dxa" w:w="120"/>
+            </w:tcMar>
+          </w:tcPr>
+          <w:p>
+            <w:r>
+              <w:t xml:space="preserve">How long a scout's invitation to a landlord stays valid.</w:t>
+            </w:r>
+          </w:p>
+        </w:tc>
+      </w:tr>
+      <w:tr>
+        <w:tc>
+          <w:tcPr>
+            <w:tcW w:type="dxa" w:w="2708"/>
+            <w:tcBorders>
+              <w:top w:val="single" w:color="A6A6A6" w:sz="4"/>
+              <w:left w:val="single" w:color="A6A6A6" w:sz="4"/>
+              <w:bottom w:val="single" w:color="A6A6A6" w:sz="4"/>
+              <w:right w:val="single" w:color="A6A6A6" w:sz="4"/>
+            </w:tcBorders>
+            <w:tcMar>
+              <w:top w:type="dxa" w:w="80"/>
+              <w:left w:type="dxa" w:w="120"/>
+              <w:bottom w:type="dxa" w:w="80"/>
+              <w:right w:type="dxa" w:w="120"/>
+            </w:tcMar>
+          </w:tcPr>
+          <w:p>
+            <w:r>
               <w:t xml:space="preserve">Fees shown on listings</w:t>
             </w:r>
           </w:p>
@@ -11671,6 +12040,52 @@
           </w:tcPr>
           <w:p>
             <w:r>
+              <w:t xml:space="preserve">Growth</w:t>
+            </w:r>
+          </w:p>
+        </w:tc>
+        <w:tc>
+          <w:tcPr>
+            <w:tcW w:type="dxa" w:w="7040"/>
+            <w:tcBorders>
+              <w:top w:val="single" w:color="A6A6A6" w:sz="4"/>
+              <w:left w:val="single" w:color="A6A6A6" w:sz="4"/>
+              <w:bottom w:val="single" w:color="A6A6A6" w:sz="4"/>
+              <w:right w:val="single" w:color="A6A6A6" w:sz="4"/>
+            </w:tcBorders>
+            <w:tcMar>
+              <w:top w:type="dxa" w:w="80"/>
+              <w:left w:type="dxa" w:w="120"/>
+              <w:bottom w:type="dxa" w:w="80"/>
+              <w:right w:type="dxa" w:w="120"/>
+            </w:tcMar>
+          </w:tcPr>
+          <w:p>
+            <w:r>
+              <w:t xml:space="preserve">Scouts and referral rewards (off by default)</w:t>
+            </w:r>
+          </w:p>
+        </w:tc>
+      </w:tr>
+      <w:tr>
+        <w:tc>
+          <w:tcPr>
+            <w:tcW w:type="dxa" w:w="1986"/>
+            <w:tcBorders>
+              <w:top w:val="single" w:color="A6A6A6" w:sz="4"/>
+              <w:left w:val="single" w:color="A6A6A6" w:sz="4"/>
+              <w:bottom w:val="single" w:color="A6A6A6" w:sz="4"/>
+              <w:right w:val="single" w:color="A6A6A6" w:sz="4"/>
+            </w:tcBorders>
+            <w:tcMar>
+              <w:top w:type="dxa" w:w="80"/>
+              <w:left w:type="dxa" w:w="120"/>
+              <w:bottom w:type="dxa" w:w="80"/>
+              <w:right w:type="dxa" w:w="120"/>
+            </w:tcMar>
+          </w:tcPr>
+          <w:p>
+            <w:r>
               <w:t xml:space="preserve">Languages</w:t>
             </w:r>
           </w:p>
@@ -12901,7 +13316,7 @@
         <w:rPr>
           <w:bCs/>
         </w:rPr>
-        <w:t xml:space="preserve"> field officers carry out verification checks only, such as site visits and random audits. Landlords register their own buildings and capture their own properties in the app; the platform does not do this for them, because the manpower needed is not realistic (decision 43).</w:t>
+        <w:t xml:space="preserve"> field officers carry out verification checks only, such as site visits and random audits. Landlords register their own buildings and capture their own properties in the app; the platform does not do this for them, because the manpower needed is not realistic (decision 43). Scouts, ordinary verified users, can also bring landlords onto the app for a referral reward (Section 3.6).</w:t>
       </w:r>
     </w:p>
     <w:p>
@@ -14335,6 +14750,102 @@
           </w:p>
         </w:tc>
       </w:tr>
+      <w:tr>
+        <w:tc>
+          <w:tcPr>
+            <w:tcW w:type="dxa" w:w="2708"/>
+            <w:tcBorders>
+              <w:top w:val="single" w:color="A6A6A6" w:sz="4"/>
+              <w:left w:val="single" w:color="A6A6A6" w:sz="4"/>
+              <w:bottom w:val="single" w:color="A6A6A6" w:sz="4"/>
+              <w:right w:val="single" w:color="A6A6A6" w:sz="4"/>
+            </w:tcBorders>
+            <w:tcMar>
+              <w:top w:type="dxa" w:w="80"/>
+              <w:left w:type="dxa" w:w="120"/>
+              <w:bottom w:type="dxa" w:w="80"/>
+              <w:right w:type="dxa" w:w="120"/>
+            </w:tcMar>
+          </w:tcPr>
+          <w:p>
+            <w:r>
+              <w:rPr/>
+              <w:t>Scout</w:t>
+            </w:r>
+          </w:p>
+        </w:tc>
+        <w:tc>
+          <w:tcPr>
+            <w:tcW w:type="dxa" w:w="6318"/>
+            <w:tcBorders>
+              <w:top w:val="single" w:color="A6A6A6" w:sz="4"/>
+              <w:left w:val="single" w:color="A6A6A6" w:sz="4"/>
+              <w:bottom w:val="single" w:color="A6A6A6" w:sz="4"/>
+              <w:right w:val="single" w:color="A6A6A6" w:sz="4"/>
+            </w:tcBorders>
+            <w:tcMar>
+              <w:top w:type="dxa" w:w="80"/>
+              <w:left w:type="dxa" w:w="120"/>
+              <w:bottom w:type="dxa" w:w="80"/>
+              <w:right w:type="dxa" w:w="120"/>
+            </w:tcMar>
+          </w:tcPr>
+          <w:p>
+            <w:r>
+              <w:rPr/>
+              <w:t>A verified user who brings a landlord and a vacant property onto the app. Not an agent.</w:t>
+            </w:r>
+          </w:p>
+        </w:tc>
+      </w:tr>
+      <w:tr>
+        <w:tc>
+          <w:tcPr>
+            <w:tcW w:type="dxa" w:w="2708"/>
+            <w:tcBorders>
+              <w:top w:val="single" w:color="A6A6A6" w:sz="4"/>
+              <w:left w:val="single" w:color="A6A6A6" w:sz="4"/>
+              <w:bottom w:val="single" w:color="A6A6A6" w:sz="4"/>
+              <w:right w:val="single" w:color="A6A6A6" w:sz="4"/>
+            </w:tcBorders>
+            <w:tcMar>
+              <w:top w:type="dxa" w:w="80"/>
+              <w:left w:type="dxa" w:w="120"/>
+              <w:bottom w:type="dxa" w:w="80"/>
+              <w:right w:type="dxa" w:w="120"/>
+            </w:tcMar>
+          </w:tcPr>
+          <w:p>
+            <w:r>
+              <w:rPr/>
+              <w:t>Referral reward</w:t>
+            </w:r>
+          </w:p>
+        </w:tc>
+        <w:tc>
+          <w:tcPr>
+            <w:tcW w:type="dxa" w:w="6318"/>
+            <w:tcBorders>
+              <w:top w:val="single" w:color="A6A6A6" w:sz="4"/>
+              <w:left w:val="single" w:color="A6A6A6" w:sz="4"/>
+              <w:bottom w:val="single" w:color="A6A6A6" w:sz="4"/>
+              <w:right w:val="single" w:color="A6A6A6" w:sz="4"/>
+            </w:tcBorders>
+            <w:tcMar>
+              <w:top w:type="dxa" w:w="80"/>
+              <w:left w:type="dxa" w:w="120"/>
+              <w:bottom w:type="dxa" w:w="80"/>
+              <w:right w:type="dxa" w:w="120"/>
+            </w:tcMar>
+          </w:tcPr>
+          <w:p>
+            <w:r>
+              <w:rPr/>
+              <w:t>A fixed amount Projectiles pays a scout from its own money when the first rental of a property they brought in is completed and the completed rental fee is received.</w:t>
+            </w:r>
+          </w:p>
+        </w:tc>
+      </w:tr>
     </w:tbl>
     <w:p>
       <w:pPr>
@@ -14606,6 +15117,65 @@
           </w:p>
         </w:tc>
       </w:tr>
+      <w:tr>
+        <w:trPr>
+          <w:tblHeader/>
+        </w:trPr>
+        <w:tc>
+          <w:tcPr>
+            <w:tcW w:type="dxa" w:w="2708"/>
+            <w:tcBorders>
+              <w:top w:val="single" w:color="A6A6A6" w:sz="4"/>
+              <w:left w:val="single" w:color="A6A6A6" w:sz="4"/>
+              <w:bottom w:val="single" w:color="A6A6A6" w:sz="4"/>
+              <w:right w:val="single" w:color="A6A6A6" w:sz="4"/>
+            </w:tcBorders>
+            <w:shd w:fill="1F3864" w:color="auto" w:val="clear"/>
+            <w:tcMar>
+              <w:top w:type="dxa" w:w="80"/>
+              <w:left w:type="dxa" w:w="120"/>
+              <w:bottom w:type="dxa" w:w="80"/>
+              <w:right w:type="dxa" w:w="120"/>
+            </w:tcMar>
+          </w:tcPr>
+          <w:p>
+            <w:r>
+              <w:rPr>
+                <w:bCs/>
+                <w:color w:val="FFFFFF"/>
+              </w:rPr>
+              <w:t>1.6, 24 October 2026</w:t>
+            </w:r>
+          </w:p>
+        </w:tc>
+        <w:tc>
+          <w:tcPr>
+            <w:tcW w:type="dxa" w:w="6318"/>
+            <w:tcBorders>
+              <w:top w:val="single" w:color="A6A6A6" w:sz="4"/>
+              <w:left w:val="single" w:color="A6A6A6" w:sz="4"/>
+              <w:bottom w:val="single" w:color="A6A6A6" w:sz="4"/>
+              <w:right w:val="single" w:color="A6A6A6" w:sz="4"/>
+            </w:tcBorders>
+            <w:shd w:fill="1F3864" w:color="auto" w:val="clear"/>
+            <w:tcMar>
+              <w:top w:type="dxa" w:w="80"/>
+              <w:left w:type="dxa" w:w="120"/>
+              <w:bottom w:type="dxa" w:w="80"/>
+              <w:right w:type="dxa" w:w="120"/>
+            </w:tcMar>
+          </w:tcPr>
+          <w:p>
+            <w:r>
+              <w:rPr>
+                <w:bCs/>
+                <w:color w:val="FFFFFF"/>
+              </w:rPr>
+              <w:t>Includes decisions 65 to 70: scouts and the referral reward (Sections 2, 3.6, 8.3, 16.1, 17.1, 20 and 21), and decisions 65 to 69, listed below.</w:t>
+            </w:r>
+          </w:p>
+        </w:tc>
+      </w:tr>
     </w:tbl>
     <w:p>
       <w:pPr>
@@ -14613,7 +15183,7 @@
       </w:pPr>
       <w:r>
         <w:rPr/>
-        <w:t>Decisions 24 to 64 in versions 1.4 and 1.5. Some confirm what this specification already said, or only set when something is built; they are listed so that every decision can be traced. Decisions about how the platform is built, rather than what it does, are in the Technical Architecture and the architecture decision records.</w:t>
+        <w:t>Decisions 24 to 70 in versions 1.4 to 1.6. Some confirm what this specification already said, or only set when something is built; they are listed so that every decision can be traced. Decisions about how the platform is built, rather than what it does, are in the Technical Architecture and the architecture decision records.</w:t>
       </w:r>
     </w:p>
     <w:tbl>
@@ -17106,6 +17676,360 @@
                 <w:color w:val="FFFFFF"/>
               </w:rPr>
               <w:t>Section 3.1</w:t>
+            </w:r>
+          </w:p>
+        </w:tc>
+      </w:tr>
+      <w:tr>
+        <w:trPr>
+          <w:tblHeader/>
+        </w:trPr>
+        <w:tc>
+          <w:tcPr>
+            <w:tcW w:type="dxa" w:w="2708"/>
+            <w:tcBorders>
+              <w:top w:val="single" w:color="A6A6A6" w:sz="4"/>
+              <w:left w:val="single" w:color="A6A6A6" w:sz="4"/>
+              <w:bottom w:val="single" w:color="A6A6A6" w:sz="4"/>
+              <w:right w:val="single" w:color="A6A6A6" w:sz="4"/>
+            </w:tcBorders>
+            <w:shd w:fill="1F3864" w:color="auto" w:val="clear"/>
+            <w:tcMar>
+              <w:top w:type="dxa" w:w="80"/>
+              <w:left w:type="dxa" w:w="120"/>
+              <w:bottom w:type="dxa" w:w="80"/>
+              <w:right w:type="dxa" w:w="120"/>
+            </w:tcMar>
+          </w:tcPr>
+          <w:p>
+            <w:r>
+              <w:rPr>
+                <w:bCs/>
+                <w:color w:val="FFFFFF"/>
+              </w:rPr>
+              <w:t>65. Passwords keep at least 8 characters</w:t>
+            </w:r>
+          </w:p>
+        </w:tc>
+        <w:tc>
+          <w:tcPr>
+            <w:tcW w:type="dxa" w:w="6318"/>
+            <w:tcBorders>
+              <w:top w:val="single" w:color="A6A6A6" w:sz="4"/>
+              <w:left w:val="single" w:color="A6A6A6" w:sz="4"/>
+              <w:bottom w:val="single" w:color="A6A6A6" w:sz="4"/>
+              <w:right w:val="single" w:color="A6A6A6" w:sz="4"/>
+            </w:tcBorders>
+            <w:shd w:fill="1F3864" w:color="auto" w:val="clear"/>
+            <w:tcMar>
+              <w:top w:type="dxa" w:w="80"/>
+              <w:left w:type="dxa" w:w="120"/>
+              <w:bottom w:type="dxa" w:w="80"/>
+              <w:right w:type="dxa" w:w="120"/>
+            </w:tcMar>
+          </w:tcPr>
+          <w:p>
+            <w:r>
+              <w:rPr>
+                <w:bCs/>
+                <w:color w:val="FFFFFF"/>
+              </w:rPr>
+              <w:t>Not a product change (sign-in rules, ADR 0004)</w:t>
+            </w:r>
+          </w:p>
+        </w:tc>
+      </w:tr>
+      <w:tr>
+        <w:trPr>
+          <w:tblHeader/>
+        </w:trPr>
+        <w:tc>
+          <w:tcPr>
+            <w:tcW w:type="dxa" w:w="2708"/>
+            <w:tcBorders>
+              <w:top w:val="single" w:color="A6A6A6" w:sz="4"/>
+              <w:left w:val="single" w:color="A6A6A6" w:sz="4"/>
+              <w:bottom w:val="single" w:color="A6A6A6" w:sz="4"/>
+              <w:right w:val="single" w:color="A6A6A6" w:sz="4"/>
+            </w:tcBorders>
+            <w:shd w:fill="1F3864" w:color="auto" w:val="clear"/>
+            <w:tcMar>
+              <w:top w:type="dxa" w:w="80"/>
+              <w:left w:type="dxa" w:w="120"/>
+              <w:bottom w:type="dxa" w:w="80"/>
+              <w:right w:type="dxa" w:w="120"/>
+            </w:tcMar>
+          </w:tcPr>
+          <w:p>
+            <w:r>
+              <w:rPr>
+                <w:bCs/>
+                <w:color w:val="FFFFFF"/>
+              </w:rPr>
+              <w:t>66. Sign in with Google and Apple in a later release</w:t>
+            </w:r>
+          </w:p>
+        </w:tc>
+        <w:tc>
+          <w:tcPr>
+            <w:tcW w:type="dxa" w:w="6318"/>
+            <w:tcBorders>
+              <w:top w:val="single" w:color="A6A6A6" w:sz="4"/>
+              <w:left w:val="single" w:color="A6A6A6" w:sz="4"/>
+              <w:bottom w:val="single" w:color="A6A6A6" w:sz="4"/>
+              <w:right w:val="single" w:color="A6A6A6" w:sz="4"/>
+            </w:tcBorders>
+            <w:shd w:fill="1F3864" w:color="auto" w:val="clear"/>
+            <w:tcMar>
+              <w:top w:type="dxa" w:w="80"/>
+              <w:left w:type="dxa" w:w="120"/>
+              <w:bottom w:type="dxa" w:w="80"/>
+              <w:right w:type="dxa" w:w="120"/>
+            </w:tcMar>
+          </w:tcPr>
+          <w:p>
+            <w:r>
+              <w:rPr>
+                <w:bCs/>
+                <w:color w:val="FFFFFF"/>
+              </w:rPr>
+              <w:t>Section 3.1, already as specified; sets the timing</w:t>
+            </w:r>
+          </w:p>
+        </w:tc>
+      </w:tr>
+      <w:tr>
+        <w:trPr>
+          <w:tblHeader/>
+        </w:trPr>
+        <w:tc>
+          <w:tcPr>
+            <w:tcW w:type="dxa" w:w="2708"/>
+            <w:tcBorders>
+              <w:top w:val="single" w:color="A6A6A6" w:sz="4"/>
+              <w:left w:val="single" w:color="A6A6A6" w:sz="4"/>
+              <w:bottom w:val="single" w:color="A6A6A6" w:sz="4"/>
+              <w:right w:val="single" w:color="A6A6A6" w:sz="4"/>
+            </w:tcBorders>
+            <w:shd w:fill="1F3864" w:color="auto" w:val="clear"/>
+            <w:tcMar>
+              <w:top w:type="dxa" w:w="80"/>
+              <w:left w:type="dxa" w:w="120"/>
+              <w:bottom w:type="dxa" w:w="80"/>
+              <w:right w:type="dxa" w:w="120"/>
+            </w:tcMar>
+          </w:tcPr>
+          <w:p>
+            <w:r>
+              <w:rPr>
+                <w:bCs/>
+                <w:color w:val="FFFFFF"/>
+              </w:rPr>
+              <w:t>67. Screen designs made in Penpot</w:t>
+            </w:r>
+          </w:p>
+        </w:tc>
+        <w:tc>
+          <w:tcPr>
+            <w:tcW w:type="dxa" w:w="6318"/>
+            <w:tcBorders>
+              <w:top w:val="single" w:color="A6A6A6" w:sz="4"/>
+              <w:left w:val="single" w:color="A6A6A6" w:sz="4"/>
+              <w:bottom w:val="single" w:color="A6A6A6" w:sz="4"/>
+              <w:right w:val="single" w:color="A6A6A6" w:sz="4"/>
+            </w:tcBorders>
+            <w:shd w:fill="1F3864" w:color="auto" w:val="clear"/>
+            <w:tcMar>
+              <w:top w:type="dxa" w:w="80"/>
+              <w:left w:type="dxa" w:w="120"/>
+              <w:bottom w:type="dxa" w:w="80"/>
+              <w:right w:type="dxa" w:w="120"/>
+            </w:tcMar>
+          </w:tcPr>
+          <w:p>
+            <w:r>
+              <w:rPr>
+                <w:bCs/>
+                <w:color w:val="FFFFFF"/>
+              </w:rPr>
+              <w:t>How the platform is built; not a product change</w:t>
+            </w:r>
+          </w:p>
+        </w:tc>
+      </w:tr>
+      <w:tr>
+        <w:trPr>
+          <w:tblHeader/>
+        </w:trPr>
+        <w:tc>
+          <w:tcPr>
+            <w:tcW w:type="dxa" w:w="2708"/>
+            <w:tcBorders>
+              <w:top w:val="single" w:color="A6A6A6" w:sz="4"/>
+              <w:left w:val="single" w:color="A6A6A6" w:sz="4"/>
+              <w:bottom w:val="single" w:color="A6A6A6" w:sz="4"/>
+              <w:right w:val="single" w:color="A6A6A6" w:sz="4"/>
+            </w:tcBorders>
+            <w:shd w:fill="1F3864" w:color="auto" w:val="clear"/>
+            <w:tcMar>
+              <w:top w:type="dxa" w:w="80"/>
+              <w:left w:type="dxa" w:w="120"/>
+              <w:bottom w:type="dxa" w:w="80"/>
+              <w:right w:type="dxa" w:w="120"/>
+            </w:tcMar>
+          </w:tcPr>
+          <w:p>
+            <w:r>
+              <w:rPr>
+                <w:bCs/>
+                <w:color w:val="FFFFFF"/>
+              </w:rPr>
+              <w:t>68. The app's own icon set</w:t>
+            </w:r>
+          </w:p>
+        </w:tc>
+        <w:tc>
+          <w:tcPr>
+            <w:tcW w:type="dxa" w:w="6318"/>
+            <w:tcBorders>
+              <w:top w:val="single" w:color="A6A6A6" w:sz="4"/>
+              <w:left w:val="single" w:color="A6A6A6" w:sz="4"/>
+              <w:bottom w:val="single" w:color="A6A6A6" w:sz="4"/>
+              <w:right w:val="single" w:color="A6A6A6" w:sz="4"/>
+            </w:tcBorders>
+            <w:shd w:fill="1F3864" w:color="auto" w:val="clear"/>
+            <w:tcMar>
+              <w:top w:type="dxa" w:w="80"/>
+              <w:left w:type="dxa" w:w="120"/>
+              <w:bottom w:type="dxa" w:w="80"/>
+              <w:right w:type="dxa" w:w="120"/>
+            </w:tcMar>
+          </w:tcPr>
+          <w:p>
+            <w:r>
+              <w:rPr>
+                <w:bCs/>
+                <w:color w:val="FFFFFF"/>
+              </w:rPr>
+              <w:t>How the platform is built; not a product change</w:t>
+            </w:r>
+          </w:p>
+        </w:tc>
+      </w:tr>
+      <w:tr>
+        <w:trPr>
+          <w:tblHeader/>
+        </w:trPr>
+        <w:tc>
+          <w:tcPr>
+            <w:tcW w:type="dxa" w:w="2708"/>
+            <w:tcBorders>
+              <w:top w:val="single" w:color="A6A6A6" w:sz="4"/>
+              <w:left w:val="single" w:color="A6A6A6" w:sz="4"/>
+              <w:bottom w:val="single" w:color="A6A6A6" w:sz="4"/>
+              <w:right w:val="single" w:color="A6A6A6" w:sz="4"/>
+            </w:tcBorders>
+            <w:shd w:fill="1F3864" w:color="auto" w:val="clear"/>
+            <w:tcMar>
+              <w:top w:type="dxa" w:w="80"/>
+              <w:left w:type="dxa" w:w="120"/>
+              <w:bottom w:type="dxa" w:w="80"/>
+              <w:right w:type="dxa" w:w="120"/>
+            </w:tcMar>
+          </w:tcPr>
+          <w:p>
+            <w:r>
+              <w:rPr>
+                <w:bCs/>
+                <w:color w:val="FFFFFF"/>
+              </w:rPr>
+              <w:t>69. Font: Source Sans 3</w:t>
+            </w:r>
+          </w:p>
+        </w:tc>
+        <w:tc>
+          <w:tcPr>
+            <w:tcW w:type="dxa" w:w="6318"/>
+            <w:tcBorders>
+              <w:top w:val="single" w:color="A6A6A6" w:sz="4"/>
+              <w:left w:val="single" w:color="A6A6A6" w:sz="4"/>
+              <w:bottom w:val="single" w:color="A6A6A6" w:sz="4"/>
+              <w:right w:val="single" w:color="A6A6A6" w:sz="4"/>
+            </w:tcBorders>
+            <w:shd w:fill="1F3864" w:color="auto" w:val="clear"/>
+            <w:tcMar>
+              <w:top w:type="dxa" w:w="80"/>
+              <w:left w:type="dxa" w:w="120"/>
+              <w:bottom w:type="dxa" w:w="80"/>
+              <w:right w:type="dxa" w:w="120"/>
+            </w:tcMar>
+          </w:tcPr>
+          <w:p>
+            <w:r>
+              <w:rPr>
+                <w:bCs/>
+                <w:color w:val="FFFFFF"/>
+              </w:rPr>
+              <w:t>How the platform is built; not a product change</w:t>
+            </w:r>
+          </w:p>
+        </w:tc>
+      </w:tr>
+      <w:tr>
+        <w:trPr>
+          <w:tblHeader/>
+        </w:trPr>
+        <w:tc>
+          <w:tcPr>
+            <w:tcW w:type="dxa" w:w="2708"/>
+            <w:tcBorders>
+              <w:top w:val="single" w:color="A6A6A6" w:sz="4"/>
+              <w:left w:val="single" w:color="A6A6A6" w:sz="4"/>
+              <w:bottom w:val="single" w:color="A6A6A6" w:sz="4"/>
+              <w:right w:val="single" w:color="A6A6A6" w:sz="4"/>
+            </w:tcBorders>
+            <w:shd w:fill="1F3864" w:color="auto" w:val="clear"/>
+            <w:tcMar>
+              <w:top w:type="dxa" w:w="80"/>
+              <w:left w:type="dxa" w:w="120"/>
+              <w:bottom w:type="dxa" w:w="80"/>
+              <w:right w:type="dxa" w:w="120"/>
+            </w:tcMar>
+          </w:tcPr>
+          <w:p>
+            <w:r>
+              <w:rPr>
+                <w:bCs/>
+                <w:color w:val="FFFFFF"/>
+              </w:rPr>
+              <w:t>70. Scouts and the referral reward</w:t>
+            </w:r>
+          </w:p>
+        </w:tc>
+        <w:tc>
+          <w:tcPr>
+            <w:tcW w:type="dxa" w:w="6318"/>
+            <w:tcBorders>
+              <w:top w:val="single" w:color="A6A6A6" w:sz="4"/>
+              <w:left w:val="single" w:color="A6A6A6" w:sz="4"/>
+              <w:bottom w:val="single" w:color="A6A6A6" w:sz="4"/>
+              <w:right w:val="single" w:color="A6A6A6" w:sz="4"/>
+            </w:tcBorders>
+            <w:shd w:fill="1F3864" w:color="auto" w:val="clear"/>
+            <w:tcMar>
+              <w:top w:type="dxa" w:w="80"/>
+              <w:left w:type="dxa" w:w="120"/>
+              <w:bottom w:type="dxa" w:w="80"/>
+              <w:right w:type="dxa" w:w="120"/>
+            </w:tcMar>
+          </w:tcPr>
+          <w:p>
+            <w:r>
+              <w:rPr>
+                <w:bCs/>
+                <w:color w:val="FFFFFF"/>
+              </w:rPr>
+              <w:t>Sections 2, 3.6, 8.3, 16.1, 17.1, 20 and 21</w:t>
             </w:r>
           </w:p>
         </w:tc>

--- a/docs/specs/FindHouseQuick_Product_Specification.docx
+++ b/docs/specs/FindHouseQuick_Product_Specification.docx
@@ -1122,7 +1122,7 @@
           </w:tcPr>
           <w:p>
             <w:r>
-              <w:t xml:space="preserve">A verified user who reports a vacant property and invites its landlord onto the app, for a referral reward paid by Projectiles. A scout is not an agent and never lists, manages or speaks for a property (Section 3.6).</w:t>
+              <w:t xml:space="preserve">A user who reports a vacant property and invites its landlord onto the app, for a referral reward paid by Projectiles. A scout is not an agent and never lists, manages or speaks for a property (Section 3.6).</w:t>
             </w:r>
           </w:p>
         </w:tc>
@@ -2645,7 +2645,7 @@
         <w:spacing w:after="120"/>
       </w:pPr>
       <w:r>
-        <w:t xml:space="preserve">Since decision 43, the platform has no field team capturing properties. Scouts fill that gap: they are ordinary users who spot vacant properties and bring the landlords onto the app. This brings in listings and gives people a reason to talk about FindHouseQuick (decision 70).</w:t>
+        <w:t xml:space="preserve">Since decision 43, the platform has no field team capturing properties. Scouts fill that gap: they are ordinary users who spot vacant properties and bring the landlords onto the app. This brings in listings and gives people a reason to talk about FindHouseQuick (decisions 70 and 71).</w:t>
       </w:r>
     </w:p>
     <w:p>
@@ -2665,7 +2665,7 @@
         <w:t xml:space="preserve">Who can be a scout: </w:t>
       </w:r>
       <w:r>
-        <w:t xml:space="preserve">any user can opt in. As with every action beyond browsing, the scout must be verified first; verification is unchanged.</w:t>
+        <w:t xml:space="preserve">any user at level 1 (phone and email confirmed) can opt in, report properties and invite landlords (decision 71). Withdrawing a reward needs the further verification for payouts: identity checked and a bank account confirmed in the scout's own name.</w:t>
       </w:r>
     </w:p>
     <w:p>
@@ -2779,7 +2779,20 @@
         <w:spacing w:after="60"/>
       </w:pPr>
       <w:r>
-        <w:t xml:space="preserve">It is paid once, for the first rental of that property only, and only when that rental is completed through the completed rental fee (Section 8.3) and Projectiles has received the fee. A rental paid through escrow earns no referral reward.</w:t>
+        <w:t xml:space="preserve">For this reward only, every unit that can be rented and paid for counts as one property: a building with four flats earns up to four rewards, one for the first rental of each flat (decision 71). Each reward is paid once, for the first rental of that unit only, and only when that rental is completed through the completed rental fee (Section 8.3) and Projectiles has received the fee. A rental paid through escrow earns no referral reward.</w:t>
+      </w:r>
+    </w:p>
+    <w:p>
+      <w:pPr>
+        <w:pStyle w:val="ListParagraph"/>
+        <w:numPr>
+          <w:ilvl w:val="0"/>
+          <w:numId w:val="2"/>
+        </w:numPr>
+        <w:spacing w:after="60"/>
+      </w:pPr>
+      <w:r>
+        <w:t xml:space="preserve">Every reward payout is approved by staff before it is paid.</w:t>
       </w:r>
     </w:p>
     <w:p>
@@ -2826,7 +2839,7 @@
         <w:spacing w:after="60"/>
       </w:pPr>
       <w:r>
-        <w:t xml:space="preserve">Invitations expire after a set period.</w:t>
+        <w:t xml:space="preserve">Invitations do not expire (decision 71).</w:t>
       </w:r>
     </w:p>
     <w:p>
@@ -2847,7 +2860,7 @@
         <w:spacing w:after="120"/>
       </w:pPr>
       <w:r>
-        <w:t xml:space="preserve">Scouts and the referral reward are switched off by default (Section 17.1). The reward amount and the invitation expiry are country settings (Section 16.1). The reward amount, the release it goes in, and the legal and tax questions are open points in the Decisions Log.</w:t>
+        <w:t xml:space="preserve">Scouts and the referral reward are switched off by default (Section 17.1). The reward amount is a country setting (Section 16.1). The reward amount, the release it goes in, and the legal and tax questions are open points in the Decisions Log.</w:t>
       </w:r>
     </w:p>
     <w:p>
@@ -11156,53 +11169,7 @@
           </w:tcPr>
           <w:p>
             <w:r>
-              <w:t xml:space="preserve">The fixed amount paid to a scout for each first rental they bring in (Section 3.6), in the country's currency.</w:t>
-            </w:r>
-          </w:p>
-        </w:tc>
-      </w:tr>
-      <w:tr>
-        <w:tc>
-          <w:tcPr>
-            <w:tcW w:type="dxa" w:w="2708"/>
-            <w:tcBorders>
-              <w:top w:val="single" w:color="A6A6A6" w:sz="4"/>
-              <w:left w:val="single" w:color="A6A6A6" w:sz="4"/>
-              <w:bottom w:val="single" w:color="A6A6A6" w:sz="4"/>
-              <w:right w:val="single" w:color="A6A6A6" w:sz="4"/>
-            </w:tcBorders>
-            <w:tcMar>
-              <w:top w:type="dxa" w:w="80"/>
-              <w:left w:type="dxa" w:w="120"/>
-              <w:bottom w:type="dxa" w:w="80"/>
-              <w:right w:type="dxa" w:w="120"/>
-            </w:tcMar>
-          </w:tcPr>
-          <w:p>
-            <w:r>
-              <w:t xml:space="preserve">Scout invitation expiry</w:t>
-            </w:r>
-          </w:p>
-        </w:tc>
-        <w:tc>
-          <w:tcPr>
-            <w:tcW w:type="dxa" w:w="6318"/>
-            <w:tcBorders>
-              <w:top w:val="single" w:color="A6A6A6" w:sz="4"/>
-              <w:left w:val="single" w:color="A6A6A6" w:sz="4"/>
-              <w:bottom w:val="single" w:color="A6A6A6" w:sz="4"/>
-              <w:right w:val="single" w:color="A6A6A6" w:sz="4"/>
-            </w:tcBorders>
-            <w:tcMar>
-              <w:top w:type="dxa" w:w="80"/>
-              <w:left w:type="dxa" w:w="120"/>
-              <w:bottom w:type="dxa" w:w="80"/>
-              <w:right w:type="dxa" w:w="120"/>
-            </w:tcMar>
-          </w:tcPr>
-          <w:p>
-            <w:r>
-              <w:t xml:space="preserve">How long a scout's invitation to a landlord stays valid.</w:t>
+              <w:t xml:space="preserve">The fixed amount paid to a scout for the first rental of each unit they bring in (Section 3.6), in the country's currency.</w:t>
             </w:r>
           </w:p>
         </w:tc>
@@ -13316,7 +13283,7 @@
         <w:rPr>
           <w:bCs/>
         </w:rPr>
-        <w:t xml:space="preserve"> field officers carry out verification checks only, such as site visits and random audits. Landlords register their own buildings and capture their own properties in the app; the platform does not do this for them, because the manpower needed is not realistic (decision 43). Scouts, ordinary verified users, can also bring landlords onto the app for a referral reward (Section 3.6).</w:t>
+        <w:t xml:space="preserve"> field officers carry out verification checks only, such as site visits and random audits. Landlords register their own buildings and capture their own properties in the app; the platform does not do this for them, because the manpower needed is not realistic (decision 43). Scouts, ordinary users, can also bring landlords onto the app for a referral reward (Section 3.6).</w:t>
       </w:r>
     </w:p>
     <w:p>
@@ -14793,7 +14760,7 @@
           <w:p>
             <w:r>
               <w:rPr/>
-              <w:t>A verified user who brings a landlord and a vacant property onto the app. Not an agent.</w:t>
+              <w:t>A user who brings a landlord and a vacant property onto the app. Not an agent.</w:t>
             </w:r>
           </w:p>
         </w:tc>
@@ -15171,7 +15138,7 @@
                 <w:bCs/>
                 <w:color w:val="FFFFFF"/>
               </w:rPr>
-              <w:t>Includes decisions 65 to 70: scouts and the referral reward (Sections 2, 3.6, 8.3, 16.1, 17.1, 20 and 21), and decisions 65 to 69, listed below.</w:t>
+              <w:t>Includes decisions 65 to 71: scouts and the referral reward (decisions 70 and 71; Sections 2, 3.6, 8.3, 16.1, 17.1, 20 and 21), and decisions 65 to 69, listed below.</w:t>
             </w:r>
           </w:p>
         </w:tc>
@@ -15183,7 +15150,7 @@
       </w:pPr>
       <w:r>
         <w:rPr/>
-        <w:t>Decisions 24 to 70 in versions 1.4 to 1.6. Some confirm what this specification already said, or only set when something is built; they are listed so that every decision can be traced. Decisions about how the platform is built, rather than what it does, are in the Technical Architecture and the architecture decision records.</w:t>
+        <w:t>Decisions 24 to 71 in versions 1.4 to 1.6. Some confirm what this specification already said, or only set when something is built; they are listed so that every decision can be traced. Decisions about how the platform is built, rather than what it does, are in the Technical Architecture and the architecture decision records.</w:t>
       </w:r>
     </w:p>
     <w:tbl>
@@ -18030,6 +17997,65 @@
                 <w:color w:val="FFFFFF"/>
               </w:rPr>
               <w:t>Sections 2, 3.6, 8.3, 16.1, 17.1, 20 and 21</w:t>
+            </w:r>
+          </w:p>
+        </w:tc>
+      </w:tr>
+      <w:tr>
+        <w:trPr>
+          <w:tblHeader/>
+        </w:trPr>
+        <w:tc>
+          <w:tcPr>
+            <w:tcW w:type="dxa" w:w="2708"/>
+            <w:tcBorders>
+              <w:top w:val="single" w:color="A6A6A6" w:sz="4"/>
+              <w:left w:val="single" w:color="A6A6A6" w:sz="4"/>
+              <w:bottom w:val="single" w:color="A6A6A6" w:sz="4"/>
+              <w:right w:val="single" w:color="A6A6A6" w:sz="4"/>
+            </w:tcBorders>
+            <w:shd w:fill="1F3864" w:color="auto" w:val="clear"/>
+            <w:tcMar>
+              <w:top w:type="dxa" w:w="80"/>
+              <w:left w:type="dxa" w:w="120"/>
+              <w:bottom w:type="dxa" w:w="80"/>
+              <w:right w:type="dxa" w:w="120"/>
+            </w:tcMar>
+          </w:tcPr>
+          <w:p>
+            <w:r>
+              <w:rPr>
+                <w:bCs/>
+                <w:color w:val="FFFFFF"/>
+              </w:rPr>
+              <w:t>71. Scouts: level 1, one reward per unit, no invitation expiry, payouts approved by staff</w:t>
+            </w:r>
+          </w:p>
+        </w:tc>
+        <w:tc>
+          <w:tcPr>
+            <w:tcW w:type="dxa" w:w="6318"/>
+            <w:tcBorders>
+              <w:top w:val="single" w:color="A6A6A6" w:sz="4"/>
+              <w:left w:val="single" w:color="A6A6A6" w:sz="4"/>
+              <w:bottom w:val="single" w:color="A6A6A6" w:sz="4"/>
+              <w:right w:val="single" w:color="A6A6A6" w:sz="4"/>
+            </w:tcBorders>
+            <w:shd w:fill="1F3864" w:color="auto" w:val="clear"/>
+            <w:tcMar>
+              <w:top w:type="dxa" w:w="80"/>
+              <w:left w:type="dxa" w:w="120"/>
+              <w:bottom w:type="dxa" w:w="80"/>
+              <w:right w:type="dxa" w:w="120"/>
+            </w:tcMar>
+          </w:tcPr>
+          <w:p>
+            <w:r>
+              <w:rPr>
+                <w:bCs/>
+                <w:color w:val="FFFFFF"/>
+              </w:rPr>
+              <w:t>Sections 2, 3.6, 16.1, 20 and 21</w:t>
             </w:r>
           </w:p>
         </w:tc>

--- a/docs/specs/FindHouseQuick_Product_Specification.docx
+++ b/docs/specs/FindHouseQuick_Product_Specification.docx
@@ -67,7 +67,7 @@
           <w:sz w:val="22"/>
           <w:szCs w:val="22"/>
         </w:rPr>
-        <w:t>Version 1.6  |  24 October 2026</w:t>
+        <w:t>Version 1.7  |  24 October 2026</w:t>
       </w:r>
     </w:p>
     <w:p>
@@ -539,7 +539,7 @@
         <w:spacing w:after="120"/>
       </w:pPr>
       <w:r>
-        <w:t xml:space="preserve">The platform is delivered on three platforms sharing one central system, so that any change made on one platform appears on the others immediately.</w:t>
+        <w:t>The platform is delivered on three platforms sharing one central system, so that any change made on one platform appears on the others immediately. The website and the desktop software have every screen the mobile app has, laid out for a wide screen; adding a building, taking photos of each part and recording the walkthrough video are done on site with the phone, so on the website and desktop those steps send the user to the phone. The website also has the staff screens and the public pages for visitors, and the desktop software has the staff screens (decision 73). The full list of screens is kept in docs/designs.md in the code repository.</w:t>
       </w:r>
     </w:p>
     <w:tbl>
@@ -2860,7 +2860,15 @@
         <w:spacing w:after="120"/>
       </w:pPr>
       <w:r>
-        <w:t xml:space="preserve">Scouts and the referral reward are switched off by default (Section 17.1). The reward amount is a country setting (Section 16.1). The reward amount, the release it goes in, and the legal and tax questions are open points in the Decisions Log.</w:t>
+        <w:t>Scouts and the referral reward are switched off by default (Section 17.1). The reward amount is a country setting (Section 16.1). The reward amount and the legal and tax questions are open points in the Decisions Log.</w:t>
+      </w:r>
+    </w:p>
+    <w:p>
+      <w:pPr>
+        <w:spacing w:after="120"/>
+      </w:pPr>
+      <w:r>
+        <w:t>Scouts are built in Release 1, with the other Release 1 features: opting in, reporting vacant properties, inviting landlords and the referral record. The reward can only be paid once the completed rental fee and payouts exist (Release 2); until then each reward is recorded as waiting for a rental (decision 72).</w:t>
       </w:r>
     </w:p>
     <w:p>
@@ -15143,6 +15151,65 @@
           </w:p>
         </w:tc>
       </w:tr>
+      <w:tr>
+        <w:trPr>
+          <w:tblHeader/>
+        </w:trPr>
+        <w:tc>
+          <w:tcPr>
+            <w:tcW w:type="dxa" w:w="2708"/>
+            <w:tcBorders>
+              <w:top w:val="single" w:color="A6A6A6" w:sz="4"/>
+              <w:left w:val="single" w:color="A6A6A6" w:sz="4"/>
+              <w:bottom w:val="single" w:color="A6A6A6" w:sz="4"/>
+              <w:right w:val="single" w:color="A6A6A6" w:sz="4"/>
+            </w:tcBorders>
+            <w:shd w:fill="1F3864" w:color="auto" w:val="clear"/>
+            <w:tcMar>
+              <w:top w:type="dxa" w:w="80"/>
+              <w:left w:type="dxa" w:w="120"/>
+              <w:bottom w:type="dxa" w:w="80"/>
+              <w:right w:type="dxa" w:w="120"/>
+            </w:tcMar>
+          </w:tcPr>
+          <w:p>
+            <w:r>
+              <w:rPr>
+                <w:bCs/>
+                <w:color w:val="FFFFFF"/>
+              </w:rPr>
+              <w:t>1.7, 24 October 2026</w:t>
+            </w:r>
+          </w:p>
+        </w:tc>
+        <w:tc>
+          <w:tcPr>
+            <w:tcW w:type="dxa" w:w="6318"/>
+            <w:tcBorders>
+              <w:top w:val="single" w:color="A6A6A6" w:sz="4"/>
+              <w:left w:val="single" w:color="A6A6A6" w:sz="4"/>
+              <w:bottom w:val="single" w:color="A6A6A6" w:sz="4"/>
+              <w:right w:val="single" w:color="A6A6A6" w:sz="4"/>
+            </w:tcBorders>
+            <w:shd w:fill="1F3864" w:color="auto" w:val="clear"/>
+            <w:tcMar>
+              <w:top w:type="dxa" w:w="80"/>
+              <w:left w:type="dxa" w:w="120"/>
+              <w:bottom w:type="dxa" w:w="80"/>
+              <w:right w:type="dxa" w:w="120"/>
+            </w:tcMar>
+          </w:tcPr>
+          <w:p>
+            <w:r>
+              <w:rPr>
+                <w:bCs/>
+                <w:color w:val="FFFFFF"/>
+              </w:rPr>
+              <w:t>Includes decisions 72 and 73: scouts built in Release 1, with rewards paid once the completed rental fee exists (Section 3.6); every screen of the app on the website and desktop software (Section 1.4).</w:t>
+            </w:r>
+          </w:p>
+        </w:tc>
+      </w:tr>
     </w:tbl>
     <w:p>
       <w:pPr>
@@ -15150,7 +15217,7 @@
       </w:pPr>
       <w:r>
         <w:rPr/>
-        <w:t>Decisions 24 to 71 in versions 1.4 to 1.6. Some confirm what this specification already said, or only set when something is built; they are listed so that every decision can be traced. Decisions about how the platform is built, rather than what it does, are in the Technical Architecture and the architecture decision records.</w:t>
+        <w:t>Decisions 24 to 73 in versions 1.4 to 1.7. Some confirm what this specification already said, or only set when something is built; they are listed so that every decision can be traced. Decisions about how the platform is built, rather than what it does, are in the Technical Architecture and the architecture decision records.</w:t>
       </w:r>
     </w:p>
     <w:tbl>
@@ -18056,6 +18123,124 @@
                 <w:color w:val="FFFFFF"/>
               </w:rPr>
               <w:t>Sections 2, 3.6, 16.1, 20 and 21</w:t>
+            </w:r>
+          </w:p>
+        </w:tc>
+      </w:tr>
+      <w:tr>
+        <w:trPr>
+          <w:tblHeader/>
+        </w:trPr>
+        <w:tc>
+          <w:tcPr>
+            <w:tcW w:type="dxa" w:w="2708"/>
+            <w:tcBorders>
+              <w:top w:val="single" w:color="A6A6A6" w:sz="4"/>
+              <w:left w:val="single" w:color="A6A6A6" w:sz="4"/>
+              <w:bottom w:val="single" w:color="A6A6A6" w:sz="4"/>
+              <w:right w:val="single" w:color="A6A6A6" w:sz="4"/>
+            </w:tcBorders>
+            <w:shd w:fill="1F3864" w:color="auto" w:val="clear"/>
+            <w:tcMar>
+              <w:top w:type="dxa" w:w="80"/>
+              <w:left w:type="dxa" w:w="120"/>
+              <w:bottom w:type="dxa" w:w="80"/>
+              <w:right w:type="dxa" w:w="120"/>
+            </w:tcMar>
+          </w:tcPr>
+          <w:p>
+            <w:r>
+              <w:rPr>
+                <w:bCs/>
+                <w:color w:val="FFFFFF"/>
+              </w:rPr>
+              <w:t>72. Scouts built in Release 1; rewards paid once the completed rental fee exists</w:t>
+            </w:r>
+          </w:p>
+        </w:tc>
+        <w:tc>
+          <w:tcPr>
+            <w:tcW w:type="dxa" w:w="6318"/>
+            <w:tcBorders>
+              <w:top w:val="single" w:color="A6A6A6" w:sz="4"/>
+              <w:left w:val="single" w:color="A6A6A6" w:sz="4"/>
+              <w:bottom w:val="single" w:color="A6A6A6" w:sz="4"/>
+              <w:right w:val="single" w:color="A6A6A6" w:sz="4"/>
+            </w:tcBorders>
+            <w:shd w:fill="1F3864" w:color="auto" w:val="clear"/>
+            <w:tcMar>
+              <w:top w:type="dxa" w:w="80"/>
+              <w:left w:type="dxa" w:w="120"/>
+              <w:bottom w:type="dxa" w:w="80"/>
+              <w:right w:type="dxa" w:w="120"/>
+            </w:tcMar>
+          </w:tcPr>
+          <w:p>
+            <w:r>
+              <w:rPr>
+                <w:bCs/>
+                <w:color w:val="FFFFFF"/>
+              </w:rPr>
+              <w:t>Section 3.6</w:t>
+            </w:r>
+          </w:p>
+        </w:tc>
+      </w:tr>
+      <w:tr>
+        <w:trPr>
+          <w:tblHeader/>
+        </w:trPr>
+        <w:tc>
+          <w:tcPr>
+            <w:tcW w:type="dxa" w:w="2708"/>
+            <w:tcBorders>
+              <w:top w:val="single" w:color="A6A6A6" w:sz="4"/>
+              <w:left w:val="single" w:color="A6A6A6" w:sz="4"/>
+              <w:bottom w:val="single" w:color="A6A6A6" w:sz="4"/>
+              <w:right w:val="single" w:color="A6A6A6" w:sz="4"/>
+            </w:tcBorders>
+            <w:shd w:fill="1F3864" w:color="auto" w:val="clear"/>
+            <w:tcMar>
+              <w:top w:type="dxa" w:w="80"/>
+              <w:left w:type="dxa" w:w="120"/>
+              <w:bottom w:type="dxa" w:w="80"/>
+              <w:right w:type="dxa" w:w="120"/>
+            </w:tcMar>
+          </w:tcPr>
+          <w:p>
+            <w:r>
+              <w:rPr>
+                <w:bCs/>
+                <w:color w:val="FFFFFF"/>
+              </w:rPr>
+              <w:t>73. Screens on each platform; the full list in docs/designs.md</w:t>
+            </w:r>
+          </w:p>
+        </w:tc>
+        <w:tc>
+          <w:tcPr>
+            <w:tcW w:type="dxa" w:w="6318"/>
+            <w:tcBorders>
+              <w:top w:val="single" w:color="A6A6A6" w:sz="4"/>
+              <w:left w:val="single" w:color="A6A6A6" w:sz="4"/>
+              <w:bottom w:val="single" w:color="A6A6A6" w:sz="4"/>
+              <w:right w:val="single" w:color="A6A6A6" w:sz="4"/>
+            </w:tcBorders>
+            <w:shd w:fill="1F3864" w:color="auto" w:val="clear"/>
+            <w:tcMar>
+              <w:top w:type="dxa" w:w="80"/>
+              <w:left w:type="dxa" w:w="120"/>
+              <w:bottom w:type="dxa" w:w="80"/>
+              <w:right w:type="dxa" w:w="120"/>
+            </w:tcMar>
+          </w:tcPr>
+          <w:p>
+            <w:r>
+              <w:rPr>
+                <w:bCs/>
+                <w:color w:val="FFFFFF"/>
+              </w:rPr>
+              <w:t>Section 1.4</w:t>
             </w:r>
           </w:p>
         </w:tc>

--- a/docs/specs/FindHouseQuick_Product_Specification.docx
+++ b/docs/specs/FindHouseQuick_Product_Specification.docx
@@ -67,7 +67,7 @@
           <w:sz w:val="22"/>
           <w:szCs w:val="22"/>
         </w:rPr>
-        <w:t>Version 1.7  |  24 October 2026</w:t>
+        <w:t>Version 1.8  |  25 October 2026</w:t>
       </w:r>
     </w:p>
     <w:p>
@@ -539,7 +539,7 @@
         <w:spacing w:after="120"/>
       </w:pPr>
       <w:r>
-        <w:t>The platform is delivered on three platforms sharing one central system, so that any change made on one platform appears on the others immediately. The website and the desktop software have every screen the mobile app has, laid out for a wide screen; adding a building, taking photos of each part and recording the walkthrough video are done on site with the phone, so on the website and desktop those steps send the user to the phone. The website also has the staff screens and the public pages for visitors, and the desktop software has the staff screens (decision 73). The full list of screens is kept in docs/designs.md in the code repository.</w:t>
+        <w:t>The platform is delivered on three platforms sharing one central system, so that any change made on one platform appears on the others immediately. The website and the desktop software have every screen the mobile app has, laid out for a wide screen; adding a building, taking photos of each part and recording the walkthrough video are done on site with the phone, so on the website and desktop those steps send the user to the phone. The website also has the staff screens and the public pages for visitors, and the desktop software has the staff screens (decision 73). The full list of screens is kept in docs/designs.md in the code repository. The website is responsive and works on every screen size without breaking: it is designed at the desktop width of 1366 pixels and the tablet width of 768, and at phone width it follows the phone screens. The desktop software is designed for computers and laptops at 1366 by 768, in a window the user can resize (decision 74).</w:t>
       </w:r>
     </w:p>
     <w:tbl>
@@ -15206,6 +15206,65 @@
                 <w:color w:val="FFFFFF"/>
               </w:rPr>
               <w:t>Includes decisions 72 and 73: scouts built in Release 1, with rewards paid once the completed rental fee exists (Section 3.6); every screen of the app on the website and desktop software (Section 1.4).</w:t>
+            </w:r>
+          </w:p>
+        </w:tc>
+      </w:tr>
+      <w:tr>
+        <w:trPr>
+          <w:tblHeader/>
+        </w:trPr>
+        <w:tc>
+          <w:tcPr>
+            <w:tcW w:type="dxa" w:w="2708"/>
+            <w:tcBorders>
+              <w:top w:val="single" w:color="A6A6A6" w:sz="4"/>
+              <w:left w:val="single" w:color="A6A6A6" w:sz="4"/>
+              <w:bottom w:val="single" w:color="A6A6A6" w:sz="4"/>
+              <w:right w:val="single" w:color="A6A6A6" w:sz="4"/>
+            </w:tcBorders>
+            <w:shd w:fill="1F3864" w:color="auto" w:val="clear"/>
+            <w:tcMar>
+              <w:top w:type="dxa" w:w="80"/>
+              <w:left w:type="dxa" w:w="120"/>
+              <w:bottom w:type="dxa" w:w="80"/>
+              <w:right w:type="dxa" w:w="120"/>
+            </w:tcMar>
+          </w:tcPr>
+          <w:p>
+            <w:r>
+              <w:rPr>
+                <w:bCs/>
+                <w:color w:val="FFFFFF"/>
+              </w:rPr>
+              <w:t>1.8, 25 October 2026</w:t>
+            </w:r>
+          </w:p>
+        </w:tc>
+        <w:tc>
+          <w:tcPr>
+            <w:tcW w:type="dxa" w:w="6318"/>
+            <w:tcBorders>
+              <w:top w:val="single" w:color="A6A6A6" w:sz="4"/>
+              <w:left w:val="single" w:color="A6A6A6" w:sz="4"/>
+              <w:bottom w:val="single" w:color="A6A6A6" w:sz="4"/>
+              <w:right w:val="single" w:color="A6A6A6" w:sz="4"/>
+            </w:tcBorders>
+            <w:shd w:fill="1F3864" w:color="auto" w:val="clear"/>
+            <w:tcMar>
+              <w:top w:type="dxa" w:w="80"/>
+              <w:left w:type="dxa" w:w="120"/>
+              <w:bottom w:type="dxa" w:w="80"/>
+              <w:right w:type="dxa" w:w="120"/>
+            </w:tcMar>
+          </w:tcPr>
+          <w:p>
+            <w:r>
+              <w:rPr>
+                <w:bCs/>
+                <w:color w:val="FFFFFF"/>
+              </w:rPr>
+              <w:t>Includes decision 74: the website is responsive, designed at desktop and tablet widths, and the desktop software runs in a resizable window (Section 1.4).</w:t>
             </w:r>
           </w:p>
         </w:tc>

--- a/docs/specs/FindHouseQuick_Product_Specification.docx
+++ b/docs/specs/FindHouseQuick_Product_Specification.docx
@@ -67,7 +67,7 @@
           <w:sz w:val="22"/>
           <w:szCs w:val="22"/>
         </w:rPr>
-        <w:t>Version 1.8  |  25 October 2026</w:t>
+        <w:t>Version 1.9  |  27 October 2026</w:t>
       </w:r>
     </w:p>
     <w:p>
@@ -539,7 +539,7 @@
         <w:spacing w:after="120"/>
       </w:pPr>
       <w:r>
-        <w:t>The platform is delivered on three platforms sharing one central system, so that any change made on one platform appears on the others immediately. The website and the desktop software have every screen the mobile app has, laid out for a wide screen; adding a building, taking photos of each part and recording the walkthrough video are done on site with the phone, so on the website and desktop those steps send the user to the phone. The website also has the staff screens and the public pages for visitors, and the desktop software has the staff screens (decision 73). The full list of screens is kept in docs/designs.md in the code repository. The website is responsive and works on every screen size without breaking: it is designed at the desktop width of 1366 pixels and the tablet width of 768, and at phone width it follows the phone screens. The desktop software is designed for computers and laptops at 1366 by 768, in a window the user can resize (decision 74).</w:t>
+        <w:t>The platform is delivered on three platforms sharing one central system, so that any change made on one platform appears on the others immediately. The website has every screen the mobile app has, laid out for a wide screen; adding a building, taking photos of each part and recording the walkthrough video are done on site with the phone, so on the website those steps send the user to the phone. The website also has the staff screens and the public pages for visitors, and the desktop software has only the staff screens: tenants, landlords, agents and scouts use the phone app and the website (decision 73). The full list of screens is kept in docs/designs.md in the code repository. The website is responsive and works on every screen size without breaking: it is designed at the desktop width of 1366 pixels and the tablet width of 768, and at phone width it follows the phone screens. The desktop software, for staff only, is designed for computers and laptops at 1366 by 768, in a window the user can resize (decision 74).</w:t>
       </w:r>
     </w:p>
     <w:tbl>
@@ -825,7 +825,7 @@
           </w:tcPr>
           <w:p>
             <w:r>
-              <w:t xml:space="preserve">Landlords and agents with many properties; the verification team</w:t>
+              <w:t>Platform staff, such as the verification team</w:t>
             </w:r>
           </w:p>
         </w:tc>
@@ -847,7 +847,7 @@
           </w:tcPr>
           <w:p>
             <w:r>
-              <w:t xml:space="preserve">Heavy property management work, reports, document review and administration</w:t>
+              <w:t>Document review and administration</w:t>
             </w:r>
           </w:p>
         </w:tc>
@@ -15265,6 +15265,65 @@
                 <w:color w:val="FFFFFF"/>
               </w:rPr>
               <w:t>Includes decision 74: the website is responsive, designed at desktop and tablet widths, and the desktop software runs in a resizable window (Section 1.4).</w:t>
+            </w:r>
+          </w:p>
+        </w:tc>
+      </w:tr>
+      <w:tr>
+        <w:trPr>
+          <w:tblHeader/>
+        </w:trPr>
+        <w:tc>
+          <w:tcPr>
+            <w:tcW w:type="dxa" w:w="2708"/>
+            <w:tcBorders>
+              <w:top w:val="single" w:color="A6A6A6" w:sz="4"/>
+              <w:left w:val="single" w:color="A6A6A6" w:sz="4"/>
+              <w:bottom w:val="single" w:color="A6A6A6" w:sz="4"/>
+              <w:right w:val="single" w:color="A6A6A6" w:sz="4"/>
+            </w:tcBorders>
+            <w:shd w:fill="1F3864" w:color="auto" w:val="clear"/>
+            <w:tcMar>
+              <w:top w:type="dxa" w:w="80"/>
+              <w:left w:type="dxa" w:w="120"/>
+              <w:bottom w:type="dxa" w:w="80"/>
+              <w:right w:type="dxa" w:w="120"/>
+            </w:tcMar>
+          </w:tcPr>
+          <w:p>
+            <w:r>
+              <w:rPr>
+                <w:bCs/>
+                <w:color w:val="FFFFFF"/>
+              </w:rPr>
+              <w:t>1.9, 27 October 2026</w:t>
+            </w:r>
+          </w:p>
+        </w:tc>
+        <w:tc>
+          <w:tcPr>
+            <w:tcW w:type="dxa" w:w="6318"/>
+            <w:tcBorders>
+              <w:top w:val="single" w:color="A6A6A6" w:sz="4"/>
+              <w:left w:val="single" w:color="A6A6A6" w:sz="4"/>
+              <w:bottom w:val="single" w:color="A6A6A6" w:sz="4"/>
+              <w:right w:val="single" w:color="A6A6A6" w:sz="4"/>
+            </w:tcBorders>
+            <w:shd w:fill="1F3864" w:color="auto" w:val="clear"/>
+            <w:tcMar>
+              <w:top w:type="dxa" w:w="80"/>
+              <w:left w:type="dxa" w:w="120"/>
+              <w:bottom w:type="dxa" w:w="80"/>
+              <w:right w:type="dxa" w:w="120"/>
+            </w:tcMar>
+          </w:tcPr>
+          <w:p>
+            <w:r>
+              <w:rPr>
+                <w:bCs/>
+                <w:color w:val="FFFFFF"/>
+              </w:rPr>
+              <w:t>Decisions 73 and 74 changed: the desktop software is for staff only; tenants, landlords, agents and scouts use the phone app and the website (Section 1.4).</w:t>
             </w:r>
           </w:p>
         </w:tc>
